--- a/eng/docx/024.content.docx
+++ b/eng/docx/024.content.docx
@@ -150,26 +150,6 @@
           <w:lang w:val="en_US" w:bidi="en_US"/>
         </w:rPr>
         <w:t>W</w:t>
-      </w:r>
-      <w:r>
-        <w:rPr>
-          <w:lang w:val="en_US" w:bidi="en_US"/>
-        </w:rPr>
-      </w:r>
-    </w:p>
-    <w:p>
-      <w:pPr/>
-      <w:r>
-        <w:rPr>
-          <w:lang w:val="en_US" w:bidi="en_US"/>
-        </w:rPr>
-      </w:r>
-      <w:r>
-        <w:rPr>
-          <w:i/>
-          <w:lang w:val="en_US" w:bidi="en_US"/>
-        </w:rPr>
-        <w:t>Wealth and Poverty in the Wisdom Literature, What Is Good, Wisdom, Wisdom Psalms, Women’s Roles in the New Testament Church, Work and Patronage, Worship in Jerusalem</w:t>
       </w:r>
       <w:r>
         <w:rPr>

--- a/eng/docx/024.content.docx
+++ b/eng/docx/024.content.docx
@@ -19,7 +19,7 @@
         <w:rPr>
           <w:lang w:val="en_US" w:bidi="en_US"/>
         </w:rPr>
-        <w:t>Resource: Study Notes - Themes (Tyndale)</w:t>
+        <w:t>Resource: Tyndale Open Study Notes</w:t>
       </w:r>
       <w:r>
         <w:rPr>
@@ -112,7 +112,7 @@
         <w:rPr>
           <w:lang w:val="en_US" w:bidi="en_US"/>
         </w:rPr>
-        <w:t>Study Notes - Themes (Tyndale)</w:t>
+        <w:t>Tyndale Open Study Notes</w:t>
       </w:r>
     </w:p>
     <w:p>

--- a/eng/docx/024.content.docx
+++ b/eng/docx/024.content.docx
@@ -19,7 +19,7 @@
         <w:rPr>
           <w:lang w:val="en_US" w:bidi="en_US"/>
         </w:rPr>
-        <w:t>Resource: Tyndale Open Study Notes</w:t>
+        <w:t>Resource: Aquifer Open Study Notes (Themes)</w:t>
       </w:r>
       <w:r>
         <w:rPr>
@@ -112,7 +112,7 @@
         <w:rPr>
           <w:lang w:val="en_US" w:bidi="en_US"/>
         </w:rPr>
-        <w:t>Tyndale Open Study Notes</w:t>
+        <w:t>Aquifer Open Study Notes (Themes)</w:t>
       </w:r>
     </w:p>
     <w:p>

--- a/eng/docx/024.content.docx
+++ b/eng/docx/024.content.docx
@@ -240,90 +240,60 @@
         </w:rPr>
         <w:t xml:space="preserve"> is the Hebrew name for the mountain in Jerusalem where the temple was located (</w:t>
       </w:r>
-      <w:hyperlink r:id="rId13">
-        <w:r>
-          <w:rPr>
-            <w:lang w:val="en_US" w:bidi="en_US"/>
-          </w:rPr>
-          <w:rPr>
-            <w:color w:val="0000EE"/>
-            <w:u w:val="single"/>
-          </w:rPr>
-          <w:t>2 Samuel 5:7</w:t>
-        </w:r>
-      </w:hyperlink>
+      <w:r>
+        <w:rPr>
+          <w:lang w:val="en_US" w:bidi="en_US"/>
+        </w:rPr>
+        <w:t>2 Samuel 5:7</w:t>
+      </w:r>
       <w:r>
         <w:rPr>
           <w:lang w:val="en_US" w:bidi="en_US"/>
         </w:rPr>
         <w:t xml:space="preserve">; see also </w:t>
       </w:r>
-      <w:hyperlink r:id="rId14">
-        <w:r>
-          <w:rPr>
-            <w:lang w:val="en_US" w:bidi="en_US"/>
-          </w:rPr>
-          <w:rPr>
-            <w:color w:val="0000EE"/>
-            <w:u w:val="single"/>
-          </w:rPr>
-          <w:t>2 Chronicles 3:1</w:t>
-        </w:r>
-      </w:hyperlink>
+      <w:r>
+        <w:rPr>
+          <w:lang w:val="en_US" w:bidi="en_US"/>
+        </w:rPr>
+        <w:t>2 Chronicles 3:1</w:t>
+      </w:r>
       <w:r>
         <w:rPr>
           <w:lang w:val="en_US" w:bidi="en_US"/>
         </w:rPr>
         <w:t xml:space="preserve">). Over time, people began using the name Zion to refer to all of Jerusalem. Zion can refer to the real city of Jerusalem, which the Babylonians destroyed in 586 BC (see </w:t>
       </w:r>
-      <w:hyperlink r:id="rId15">
-        <w:r>
-          <w:rPr>
-            <w:lang w:val="en_US" w:bidi="en_US"/>
-          </w:rPr>
-          <w:rPr>
-            <w:color w:val="0000EE"/>
-            <w:u w:val="single"/>
-          </w:rPr>
-          <w:t>102:13</w:t>
-        </w:r>
-      </w:hyperlink>
-      <w:r>
-        <w:rPr>
-          <w:lang w:val="en_US" w:bidi="en_US"/>
-        </w:rPr>
-        <w:t xml:space="preserve">; </w:t>
-      </w:r>
-      <w:hyperlink r:id="rId16">
-        <w:r>
-          <w:rPr>
-            <w:lang w:val="en_US" w:bidi="en_US"/>
-          </w:rPr>
-          <w:rPr>
-            <w:color w:val="0000EE"/>
-            <w:u w:val="single"/>
-          </w:rPr>
-          <w:t>126:1</w:t>
-        </w:r>
-      </w:hyperlink>
-      <w:r>
-        <w:rPr>
-          <w:lang w:val="en_US" w:bidi="en_US"/>
-        </w:rPr>
-        <w:t xml:space="preserve">; </w:t>
-      </w:r>
-      <w:hyperlink r:id="rId17">
-        <w:r>
-          <w:rPr>
-            <w:lang w:val="en_US" w:bidi="en_US"/>
-          </w:rPr>
-          <w:rPr>
-            <w:color w:val="0000EE"/>
-            <w:u w:val="single"/>
-          </w:rPr>
-          <w:t>137:1</w:t>
-        </w:r>
-      </w:hyperlink>
+      <w:r>
+        <w:rPr>
+          <w:lang w:val="en_US" w:bidi="en_US"/>
+        </w:rPr>
+        <w:t>102:13</w:t>
+      </w:r>
+      <w:r>
+        <w:rPr>
+          <w:lang w:val="en_US" w:bidi="en_US"/>
+        </w:rPr>
+        <w:t xml:space="preserve">; </w:t>
+      </w:r>
+      <w:r>
+        <w:rPr>
+          <w:lang w:val="en_US" w:bidi="en_US"/>
+        </w:rPr>
+        <w:t>126:1</w:t>
+      </w:r>
+      <w:r>
+        <w:rPr>
+          <w:lang w:val="en_US" w:bidi="en_US"/>
+        </w:rPr>
+        <w:t xml:space="preserve">; </w:t>
+      </w:r>
+      <w:r>
+        <w:rPr>
+          <w:lang w:val="en_US" w:bidi="en_US"/>
+        </w:rPr>
+        <w:t>137:1</w:t>
+      </w:r>
       <w:r>
         <w:rPr>
           <w:lang w:val="en_US" w:bidi="en_US"/>
@@ -344,90 +314,60 @@
         </w:rPr>
         <w:t>Zion also means more than just a physical place. It represents God's kingdom that exists everywhere (</w:t>
       </w:r>
-      <w:hyperlink r:id="rId18">
-        <w:r>
-          <w:rPr>
-            <w:lang w:val="en_US" w:bidi="en_US"/>
-          </w:rPr>
-          <w:rPr>
-            <w:color w:val="0000EE"/>
-            <w:u w:val="single"/>
-          </w:rPr>
-          <w:t>Psalm 74:2</w:t>
-        </w:r>
-      </w:hyperlink>
-      <w:r>
-        <w:rPr>
-          <w:lang w:val="en_US" w:bidi="en_US"/>
-        </w:rPr>
-        <w:t xml:space="preserve">; </w:t>
-      </w:r>
-      <w:hyperlink r:id="rId19">
-        <w:r>
-          <w:rPr>
-            <w:lang w:val="en_US" w:bidi="en_US"/>
-          </w:rPr>
-          <w:rPr>
-            <w:color w:val="0000EE"/>
-            <w:u w:val="single"/>
-          </w:rPr>
-          <w:t>76:2</w:t>
-        </w:r>
-      </w:hyperlink>
-      <w:r>
-        <w:rPr>
-          <w:lang w:val="en_US" w:bidi="en_US"/>
-        </w:rPr>
-        <w:t xml:space="preserve">; </w:t>
-      </w:r>
-      <w:hyperlink r:id="rId20">
-        <w:r>
-          <w:rPr>
-            <w:lang w:val="en_US" w:bidi="en_US"/>
-          </w:rPr>
-          <w:rPr>
-            <w:color w:val="0000EE"/>
-            <w:u w:val="single"/>
-          </w:rPr>
-          <w:t>84:7</w:t>
-        </w:r>
-      </w:hyperlink>
-      <w:r>
-        <w:rPr>
-          <w:lang w:val="en_US" w:bidi="en_US"/>
-        </w:rPr>
-        <w:t xml:space="preserve">; </w:t>
-      </w:r>
-      <w:hyperlink r:id="rId21">
-        <w:r>
-          <w:rPr>
-            <w:lang w:val="en_US" w:bidi="en_US"/>
-          </w:rPr>
-          <w:rPr>
-            <w:color w:val="0000EE"/>
-            <w:u w:val="single"/>
-          </w:rPr>
-          <w:t>135:21</w:t>
-        </w:r>
-      </w:hyperlink>
+      <w:r>
+        <w:rPr>
+          <w:lang w:val="en_US" w:bidi="en_US"/>
+        </w:rPr>
+        <w:t>Psalm 74:2</w:t>
+      </w:r>
+      <w:r>
+        <w:rPr>
+          <w:lang w:val="en_US" w:bidi="en_US"/>
+        </w:rPr>
+        <w:t xml:space="preserve">; </w:t>
+      </w:r>
+      <w:r>
+        <w:rPr>
+          <w:lang w:val="en_US" w:bidi="en_US"/>
+        </w:rPr>
+        <w:t>76:2</w:t>
+      </w:r>
+      <w:r>
+        <w:rPr>
+          <w:lang w:val="en_US" w:bidi="en_US"/>
+        </w:rPr>
+        <w:t xml:space="preserve">; </w:t>
+      </w:r>
+      <w:r>
+        <w:rPr>
+          <w:lang w:val="en_US" w:bidi="en_US"/>
+        </w:rPr>
+        <w:t>84:7</w:t>
+      </w:r>
+      <w:r>
+        <w:rPr>
+          <w:lang w:val="en_US" w:bidi="en_US"/>
+        </w:rPr>
+        <w:t xml:space="preserve">; </w:t>
+      </w:r>
+      <w:r>
+        <w:rPr>
+          <w:lang w:val="en_US" w:bidi="en_US"/>
+        </w:rPr>
+        <w:t>135:21</w:t>
+      </w:r>
       <w:r>
         <w:rPr>
           <w:lang w:val="en_US" w:bidi="en_US"/>
         </w:rPr>
         <w:t xml:space="preserve">; see </w:t>
       </w:r>
-      <w:hyperlink r:id="rId22">
-        <w:r>
-          <w:rPr>
-            <w:lang w:val="en_US" w:bidi="en_US"/>
-          </w:rPr>
-          <w:rPr>
-            <w:color w:val="0000EE"/>
-            <w:u w:val="single"/>
-          </w:rPr>
-          <w:t>Isaiah 26</w:t>
-        </w:r>
-      </w:hyperlink>
+      <w:r>
+        <w:rPr>
+          <w:lang w:val="en_US" w:bidi="en_US"/>
+        </w:rPr>
+        <w:t>Isaiah 26</w:t>
+      </w:r>
       <w:r>
         <w:rPr>
           <w:lang w:val="en_US" w:bidi="en_US"/>
@@ -442,288 +382,192 @@
         </w:rPr>
         <w:t xml:space="preserve">The prophets and poets of Israel wrote that God's city is larger than the physical city of Jerusalem. People from Judah, Israel, and all nations can become citizens of this spiritual city (see </w:t>
       </w:r>
-      <w:hyperlink r:id="rId23">
-        <w:r>
-          <w:rPr>
-            <w:lang w:val="en_US" w:bidi="en_US"/>
-          </w:rPr>
-          <w:rPr>
-            <w:color w:val="0000EE"/>
-            <w:u w:val="single"/>
-          </w:rPr>
-          <w:t>Psalm 87:5–6</w:t>
-        </w:r>
-      </w:hyperlink>
-      <w:r>
-        <w:rPr>
-          <w:lang w:val="en_US" w:bidi="en_US"/>
-        </w:rPr>
-        <w:t xml:space="preserve">; </w:t>
-      </w:r>
-      <w:hyperlink r:id="rId24">
-        <w:r>
-          <w:rPr>
-            <w:lang w:val="en_US" w:bidi="en_US"/>
-          </w:rPr>
-          <w:rPr>
-            <w:color w:val="0000EE"/>
-            <w:u w:val="single"/>
-          </w:rPr>
-          <w:t>Hebrews 12:22–24</w:t>
-        </w:r>
-      </w:hyperlink>
+      <w:r>
+        <w:rPr>
+          <w:lang w:val="en_US" w:bidi="en_US"/>
+        </w:rPr>
+        <w:t>Psalm 87:5–6</w:t>
+      </w:r>
+      <w:r>
+        <w:rPr>
+          <w:lang w:val="en_US" w:bidi="en_US"/>
+        </w:rPr>
+        <w:t xml:space="preserve">; </w:t>
+      </w:r>
+      <w:r>
+        <w:rPr>
+          <w:lang w:val="en_US" w:bidi="en_US"/>
+        </w:rPr>
+        <w:t>Hebrews 12:22–24</w:t>
+      </w:r>
       <w:r>
         <w:rPr>
           <w:lang w:val="en_US" w:bidi="en_US"/>
         </w:rPr>
         <w:t>). Zion is on a high mountain at the center of God’s kingdom on earth (</w:t>
       </w:r>
-      <w:hyperlink r:id="rId25">
-        <w:r>
-          <w:rPr>
-            <w:lang w:val="en_US" w:bidi="en_US"/>
-          </w:rPr>
-          <w:rPr>
-            <w:color w:val="0000EE"/>
-            <w:u w:val="single"/>
-          </w:rPr>
-          <w:t>Psalm 48:2</w:t>
-        </w:r>
-      </w:hyperlink>
-      <w:r>
-        <w:rPr>
-          <w:lang w:val="en_US" w:bidi="en_US"/>
-        </w:rPr>
-        <w:t xml:space="preserve">; </w:t>
-      </w:r>
-      <w:hyperlink r:id="rId26">
-        <w:r>
-          <w:rPr>
-            <w:lang w:val="en_US" w:bidi="en_US"/>
-          </w:rPr>
-          <w:rPr>
-            <w:color w:val="0000EE"/>
-            <w:u w:val="single"/>
-          </w:rPr>
-          <w:t>99:2</w:t>
-        </w:r>
-      </w:hyperlink>
-      <w:r>
-        <w:rPr>
-          <w:lang w:val="en_US" w:bidi="en_US"/>
-        </w:rPr>
-        <w:t xml:space="preserve">; </w:t>
-      </w:r>
-      <w:hyperlink r:id="rId27">
-        <w:r>
-          <w:rPr>
-            <w:lang w:val="en_US" w:bidi="en_US"/>
-          </w:rPr>
-          <w:rPr>
-            <w:color w:val="0000EE"/>
-            <w:u w:val="single"/>
-          </w:rPr>
-          <w:t>132:13</w:t>
-        </w:r>
-      </w:hyperlink>
+      <w:r>
+        <w:rPr>
+          <w:lang w:val="en_US" w:bidi="en_US"/>
+        </w:rPr>
+        <w:t>Psalm 48:2</w:t>
+      </w:r>
+      <w:r>
+        <w:rPr>
+          <w:lang w:val="en_US" w:bidi="en_US"/>
+        </w:rPr>
+        <w:t xml:space="preserve">; </w:t>
+      </w:r>
+      <w:r>
+        <w:rPr>
+          <w:lang w:val="en_US" w:bidi="en_US"/>
+        </w:rPr>
+        <w:t>99:2</w:t>
+      </w:r>
+      <w:r>
+        <w:rPr>
+          <w:lang w:val="en_US" w:bidi="en_US"/>
+        </w:rPr>
+        <w:t xml:space="preserve">; </w:t>
+      </w:r>
+      <w:r>
+        <w:rPr>
+          <w:lang w:val="en_US" w:bidi="en_US"/>
+        </w:rPr>
+        <w:t>132:13</w:t>
+      </w:r>
       <w:r>
         <w:rPr>
           <w:lang w:val="en_US" w:bidi="en_US"/>
         </w:rPr>
         <w:t>). God’s throne is there (</w:t>
       </w:r>
-      <w:hyperlink r:id="rId28">
-        <w:r>
-          <w:rPr>
-            <w:lang w:val="en_US" w:bidi="en_US"/>
-          </w:rPr>
-          <w:rPr>
-            <w:color w:val="0000EE"/>
-            <w:u w:val="single"/>
-          </w:rPr>
-          <w:t>9:11</w:t>
-        </w:r>
-      </w:hyperlink>
+      <w:r>
+        <w:rPr>
+          <w:lang w:val="en_US" w:bidi="en_US"/>
+        </w:rPr>
+        <w:t>9:11</w:t>
+      </w:r>
       <w:r>
         <w:rPr>
           <w:lang w:val="en_US" w:bidi="en_US"/>
         </w:rPr>
         <w:t>). Because of this, God's people direct their prayers and praise toward Zion (</w:t>
       </w:r>
-      <w:hyperlink r:id="rId29">
-        <w:r>
-          <w:rPr>
-            <w:lang w:val="en_US" w:bidi="en_US"/>
-          </w:rPr>
-          <w:rPr>
-            <w:color w:val="0000EE"/>
-            <w:u w:val="single"/>
-          </w:rPr>
-          <w:t>53:6</w:t>
-        </w:r>
-      </w:hyperlink>
-      <w:r>
-        <w:rPr>
-          <w:lang w:val="en_US" w:bidi="en_US"/>
-        </w:rPr>
-        <w:t xml:space="preserve">; </w:t>
-      </w:r>
-      <w:hyperlink r:id="rId30">
-        <w:r>
-          <w:rPr>
-            <w:lang w:val="en_US" w:bidi="en_US"/>
-          </w:rPr>
-          <w:rPr>
-            <w:color w:val="0000EE"/>
-            <w:u w:val="single"/>
-          </w:rPr>
-          <w:t>65:1</w:t>
-        </w:r>
-      </w:hyperlink>
-      <w:r>
-        <w:rPr>
-          <w:lang w:val="en_US" w:bidi="en_US"/>
-        </w:rPr>
-        <w:t xml:space="preserve">; </w:t>
-      </w:r>
-      <w:hyperlink r:id="rId31">
-        <w:r>
-          <w:rPr>
-            <w:lang w:val="en_US" w:bidi="en_US"/>
-          </w:rPr>
-          <w:rPr>
-            <w:color w:val="0000EE"/>
-            <w:u w:val="single"/>
-          </w:rPr>
-          <w:t>147:12</w:t>
-        </w:r>
-      </w:hyperlink>
-      <w:r>
-        <w:rPr>
-          <w:lang w:val="en_US" w:bidi="en_US"/>
-        </w:rPr>
-        <w:t xml:space="preserve">; </w:t>
-      </w:r>
-      <w:hyperlink r:id="rId32">
-        <w:r>
-          <w:rPr>
-            <w:lang w:val="en_US" w:bidi="en_US"/>
-          </w:rPr>
-          <w:rPr>
-            <w:color w:val="0000EE"/>
-            <w:u w:val="single"/>
-          </w:rPr>
-          <w:t>149:2</w:t>
-        </w:r>
-      </w:hyperlink>
+      <w:r>
+        <w:rPr>
+          <w:lang w:val="en_US" w:bidi="en_US"/>
+        </w:rPr>
+        <w:t>53:6</w:t>
+      </w:r>
+      <w:r>
+        <w:rPr>
+          <w:lang w:val="en_US" w:bidi="en_US"/>
+        </w:rPr>
+        <w:t xml:space="preserve">; </w:t>
+      </w:r>
+      <w:r>
+        <w:rPr>
+          <w:lang w:val="en_US" w:bidi="en_US"/>
+        </w:rPr>
+        <w:t>65:1</w:t>
+      </w:r>
+      <w:r>
+        <w:rPr>
+          <w:lang w:val="en_US" w:bidi="en_US"/>
+        </w:rPr>
+        <w:t xml:space="preserve">; </w:t>
+      </w:r>
+      <w:r>
+        <w:rPr>
+          <w:lang w:val="en_US" w:bidi="en_US"/>
+        </w:rPr>
+        <w:t>147:12</w:t>
+      </w:r>
+      <w:r>
+        <w:rPr>
+          <w:lang w:val="en_US" w:bidi="en_US"/>
+        </w:rPr>
+        <w:t xml:space="preserve">; </w:t>
+      </w:r>
+      <w:r>
+        <w:rPr>
+          <w:lang w:val="en_US" w:bidi="en_US"/>
+        </w:rPr>
+        <w:t>149:2</w:t>
+      </w:r>
       <w:r>
         <w:rPr>
           <w:lang w:val="en_US" w:bidi="en_US"/>
         </w:rPr>
         <w:t>). They also look to Zion for God's salvation (</w:t>
       </w:r>
-      <w:hyperlink r:id="rId33">
-        <w:r>
-          <w:rPr>
-            <w:lang w:val="en_US" w:bidi="en_US"/>
-          </w:rPr>
-          <w:rPr>
-            <w:color w:val="0000EE"/>
-            <w:u w:val="single"/>
-          </w:rPr>
-          <w:t>14:7</w:t>
-        </w:r>
-      </w:hyperlink>
-      <w:r>
-        <w:rPr>
-          <w:lang w:val="en_US" w:bidi="en_US"/>
-        </w:rPr>
-        <w:t xml:space="preserve">; </w:t>
-      </w:r>
-      <w:hyperlink r:id="rId34">
-        <w:r>
-          <w:rPr>
-            <w:lang w:val="en_US" w:bidi="en_US"/>
-          </w:rPr>
-          <w:rPr>
-            <w:color w:val="0000EE"/>
-            <w:u w:val="single"/>
-          </w:rPr>
-          <w:t>20:2</w:t>
-        </w:r>
-      </w:hyperlink>
-      <w:r>
-        <w:rPr>
-          <w:lang w:val="en_US" w:bidi="en_US"/>
-        </w:rPr>
-        <w:t xml:space="preserve">; </w:t>
-      </w:r>
-      <w:hyperlink r:id="rId35">
-        <w:r>
-          <w:rPr>
-            <w:lang w:val="en_US" w:bidi="en_US"/>
-          </w:rPr>
-          <w:rPr>
-            <w:color w:val="0000EE"/>
-            <w:u w:val="single"/>
-          </w:rPr>
-          <w:t>50:2</w:t>
-        </w:r>
-      </w:hyperlink>
-      <w:r>
-        <w:rPr>
-          <w:lang w:val="en_US" w:bidi="en_US"/>
-        </w:rPr>
-        <w:t xml:space="preserve">; </w:t>
-      </w:r>
-      <w:hyperlink r:id="rId29">
-        <w:r>
-          <w:rPr>
-            <w:lang w:val="en_US" w:bidi="en_US"/>
-          </w:rPr>
-          <w:rPr>
-            <w:color w:val="0000EE"/>
-            <w:u w:val="single"/>
-          </w:rPr>
-          <w:t>53:6</w:t>
-        </w:r>
-      </w:hyperlink>
+      <w:r>
+        <w:rPr>
+          <w:lang w:val="en_US" w:bidi="en_US"/>
+        </w:rPr>
+        <w:t>14:7</w:t>
+      </w:r>
+      <w:r>
+        <w:rPr>
+          <w:lang w:val="en_US" w:bidi="en_US"/>
+        </w:rPr>
+        <w:t xml:space="preserve">; </w:t>
+      </w:r>
+      <w:r>
+        <w:rPr>
+          <w:lang w:val="en_US" w:bidi="en_US"/>
+        </w:rPr>
+        <w:t>20:2</w:t>
+      </w:r>
+      <w:r>
+        <w:rPr>
+          <w:lang w:val="en_US" w:bidi="en_US"/>
+        </w:rPr>
+        <w:t xml:space="preserve">; </w:t>
+      </w:r>
+      <w:r>
+        <w:rPr>
+          <w:lang w:val="en_US" w:bidi="en_US"/>
+        </w:rPr>
+        <w:t>50:2</w:t>
+      </w:r>
+      <w:r>
+        <w:rPr>
+          <w:lang w:val="en_US" w:bidi="en_US"/>
+        </w:rPr>
+        <w:t xml:space="preserve">; </w:t>
+      </w:r>
+      <w:r>
+        <w:rPr>
+          <w:lang w:val="en_US" w:bidi="en_US"/>
+        </w:rPr>
+        <w:t>53:6</w:t>
+      </w:r>
       <w:r>
         <w:rPr>
           <w:lang w:val="en_US" w:bidi="en_US"/>
         </w:rPr>
         <w:t>). God chose David's family line to rule over Zion and establish his kingdom everywhere (</w:t>
       </w:r>
-      <w:hyperlink r:id="rId36">
-        <w:r>
-          <w:rPr>
-            <w:lang w:val="en_US" w:bidi="en_US"/>
-          </w:rPr>
-          <w:rPr>
-            <w:color w:val="0000EE"/>
-            <w:u w:val="single"/>
-          </w:rPr>
-          <w:t>2:6</w:t>
-        </w:r>
-      </w:hyperlink>
-      <w:r>
-        <w:rPr>
-          <w:lang w:val="en_US" w:bidi="en_US"/>
-        </w:rPr>
-        <w:t xml:space="preserve">; </w:t>
-      </w:r>
-      <w:hyperlink r:id="rId37">
-        <w:r>
-          <w:rPr>
-            <w:lang w:val="en_US" w:bidi="en_US"/>
-          </w:rPr>
-          <w:rPr>
-            <w:color w:val="0000EE"/>
-            <w:u w:val="single"/>
-          </w:rPr>
-          <w:t>110:2</w:t>
-        </w:r>
-      </w:hyperlink>
+      <w:r>
+        <w:rPr>
+          <w:lang w:val="en_US" w:bidi="en_US"/>
+        </w:rPr>
+        <w:t>2:6</w:t>
+      </w:r>
+      <w:r>
+        <w:rPr>
+          <w:lang w:val="en_US" w:bidi="en_US"/>
+        </w:rPr>
+        <w:t xml:space="preserve">; </w:t>
+      </w:r>
+      <w:r>
+        <w:rPr>
+          <w:lang w:val="en_US" w:bidi="en_US"/>
+        </w:rPr>
+        <w:t>110:2</w:t>
+      </w:r>
       <w:r>
         <w:rPr>
           <w:lang w:val="en_US" w:bidi="en_US"/>
@@ -738,90 +582,60 @@
         </w:rPr>
         <w:t>Zion represents God's protection and blessings (</w:t>
       </w:r>
-      <w:hyperlink r:id="rId38">
-        <w:r>
-          <w:rPr>
-            <w:lang w:val="en_US" w:bidi="en_US"/>
-          </w:rPr>
-          <w:rPr>
-            <w:color w:val="0000EE"/>
-            <w:u w:val="single"/>
-          </w:rPr>
-          <w:t>Psalms 46:4–11</w:t>
-        </w:r>
-      </w:hyperlink>
-      <w:r>
-        <w:rPr>
-          <w:lang w:val="en_US" w:bidi="en_US"/>
-        </w:rPr>
-        <w:t xml:space="preserve">; </w:t>
-      </w:r>
-      <w:hyperlink r:id="rId39">
-        <w:r>
-          <w:rPr>
-            <w:lang w:val="en_US" w:bidi="en_US"/>
-          </w:rPr>
-          <w:rPr>
-            <w:color w:val="0000EE"/>
-            <w:u w:val="single"/>
-          </w:rPr>
-          <w:t>48:1–14</w:t>
-        </w:r>
-      </w:hyperlink>
-      <w:r>
-        <w:rPr>
-          <w:lang w:val="en_US" w:bidi="en_US"/>
-        </w:rPr>
-        <w:t xml:space="preserve">; </w:t>
-      </w:r>
-      <w:hyperlink r:id="rId40">
-        <w:r>
-          <w:rPr>
-            <w:lang w:val="en_US" w:bidi="en_US"/>
-          </w:rPr>
-          <w:rPr>
-            <w:color w:val="0000EE"/>
-            <w:u w:val="single"/>
-          </w:rPr>
-          <w:t>51:18</w:t>
-        </w:r>
-      </w:hyperlink>
-      <w:r>
-        <w:rPr>
-          <w:lang w:val="en_US" w:bidi="en_US"/>
-        </w:rPr>
-        <w:t xml:space="preserve">; </w:t>
-      </w:r>
-      <w:hyperlink r:id="rId41">
-        <w:r>
-          <w:rPr>
-            <w:lang w:val="en_US" w:bidi="en_US"/>
-          </w:rPr>
-          <w:rPr>
-            <w:color w:val="0000EE"/>
-            <w:u w:val="single"/>
-          </w:rPr>
-          <w:t>128:5</w:t>
-        </w:r>
-      </w:hyperlink>
-      <w:r>
-        <w:rPr>
-          <w:lang w:val="en_US" w:bidi="en_US"/>
-        </w:rPr>
-        <w:t xml:space="preserve">; </w:t>
-      </w:r>
-      <w:hyperlink r:id="rId42">
-        <w:r>
-          <w:rPr>
-            <w:lang w:val="en_US" w:bidi="en_US"/>
-          </w:rPr>
-          <w:rPr>
-            <w:color w:val="0000EE"/>
-            <w:u w:val="single"/>
-          </w:rPr>
-          <w:t>134:3</w:t>
-        </w:r>
-      </w:hyperlink>
+      <w:r>
+        <w:rPr>
+          <w:lang w:val="en_US" w:bidi="en_US"/>
+        </w:rPr>
+        <w:t>Psalms 46:4–11</w:t>
+      </w:r>
+      <w:r>
+        <w:rPr>
+          <w:lang w:val="en_US" w:bidi="en_US"/>
+        </w:rPr>
+        <w:t xml:space="preserve">; </w:t>
+      </w:r>
+      <w:r>
+        <w:rPr>
+          <w:lang w:val="en_US" w:bidi="en_US"/>
+        </w:rPr>
+        <w:t>48:1–14</w:t>
+      </w:r>
+      <w:r>
+        <w:rPr>
+          <w:lang w:val="en_US" w:bidi="en_US"/>
+        </w:rPr>
+        <w:t xml:space="preserve">; </w:t>
+      </w:r>
+      <w:r>
+        <w:rPr>
+          <w:lang w:val="en_US" w:bidi="en_US"/>
+        </w:rPr>
+        <w:t>51:18</w:t>
+      </w:r>
+      <w:r>
+        <w:rPr>
+          <w:lang w:val="en_US" w:bidi="en_US"/>
+        </w:rPr>
+        <w:t xml:space="preserve">; </w:t>
+      </w:r>
+      <w:r>
+        <w:rPr>
+          <w:lang w:val="en_US" w:bidi="en_US"/>
+        </w:rPr>
+        <w:t>128:5</w:t>
+      </w:r>
+      <w:r>
+        <w:rPr>
+          <w:lang w:val="en_US" w:bidi="en_US"/>
+        </w:rPr>
+        <w:t xml:space="preserve">; </w:t>
+      </w:r>
+      <w:r>
+        <w:rPr>
+          <w:lang w:val="en_US" w:bidi="en_US"/>
+        </w:rPr>
+        <w:t>134:3</w:t>
+      </w:r>
       <w:r>
         <w:rPr>
           <w:lang w:val="en_US" w:bidi="en_US"/>
@@ -840,36 +654,24 @@
         </w:rPr>
         <w:t xml:space="preserve"> (</w:t>
       </w:r>
-      <w:hyperlink r:id="rId43">
-        <w:r>
-          <w:rPr>
-            <w:lang w:val="en_US" w:bidi="en_US"/>
-          </w:rPr>
-          <w:rPr>
-            <w:color w:val="0000EE"/>
-            <w:u w:val="single"/>
-          </w:rPr>
-          <w:t>Psalm 125:1</w:t>
-        </w:r>
-      </w:hyperlink>
+      <w:r>
+        <w:rPr>
+          <w:lang w:val="en_US" w:bidi="en_US"/>
+        </w:rPr>
+        <w:t>Psalm 125:1</w:t>
+      </w:r>
       <w:r>
         <w:rPr>
           <w:lang w:val="en_US" w:bidi="en_US"/>
         </w:rPr>
         <w:t>). Those who reject the Lord also reject Zion's security and have no future (</w:t>
       </w:r>
-      <w:hyperlink r:id="rId44">
-        <w:r>
-          <w:rPr>
-            <w:lang w:val="en_US" w:bidi="en_US"/>
-          </w:rPr>
-          <w:rPr>
-            <w:color w:val="0000EE"/>
-            <w:u w:val="single"/>
-          </w:rPr>
-          <w:t>129:5–8</w:t>
-        </w:r>
-      </w:hyperlink>
+      <w:r>
+        <w:rPr>
+          <w:lang w:val="en_US" w:bidi="en_US"/>
+        </w:rPr>
+        <w:t>129:5–8</w:t>
+      </w:r>
       <w:r>
         <w:rPr>
           <w:lang w:val="en_US" w:bidi="en_US"/>
@@ -890,126 +692,84 @@
         </w:rPr>
         <w:t>The New Testament describes Mount Zion as a heavenly Jerusalem, the spiritual home for people from all nations spiritually "born again" through faith in Jesus Christ (</w:t>
       </w:r>
-      <w:hyperlink r:id="rId24">
-        <w:r>
-          <w:rPr>
-            <w:lang w:val="en_US" w:bidi="en_US"/>
-          </w:rPr>
-          <w:rPr>
-            <w:color w:val="0000EE"/>
-            <w:u w:val="single"/>
-          </w:rPr>
-          <w:t>Hebrews 12:22–24</w:t>
-        </w:r>
-      </w:hyperlink>
+      <w:r>
+        <w:rPr>
+          <w:lang w:val="en_US" w:bidi="en_US"/>
+        </w:rPr>
+        <w:t>Hebrews 12:22–24</w:t>
+      </w:r>
       <w:r>
         <w:rPr>
           <w:lang w:val="en_US" w:bidi="en_US"/>
         </w:rPr>
         <w:t xml:space="preserve">; see also </w:t>
       </w:r>
-      <w:hyperlink r:id="rId45">
-        <w:r>
-          <w:rPr>
-            <w:lang w:val="en_US" w:bidi="en_US"/>
-          </w:rPr>
-          <w:rPr>
-            <w:color w:val="0000EE"/>
-            <w:u w:val="single"/>
-          </w:rPr>
-          <w:t>Galatians 4:24–26</w:t>
-        </w:r>
-      </w:hyperlink>
-      <w:r>
-        <w:rPr>
-          <w:lang w:val="en_US" w:bidi="en_US"/>
-        </w:rPr>
-        <w:t xml:space="preserve">; </w:t>
-      </w:r>
-      <w:hyperlink r:id="rId46">
-        <w:r>
-          <w:rPr>
-            <w:lang w:val="en_US" w:bidi="en_US"/>
-          </w:rPr>
-          <w:rPr>
-            <w:color w:val="0000EE"/>
-            <w:u w:val="single"/>
-          </w:rPr>
-          <w:t>Revelation 3:12</w:t>
-        </w:r>
-      </w:hyperlink>
-      <w:r>
-        <w:rPr>
-          <w:lang w:val="en_US" w:bidi="en_US"/>
-        </w:rPr>
-        <w:t xml:space="preserve">; </w:t>
-      </w:r>
-      <w:hyperlink r:id="rId47">
-        <w:r>
-          <w:rPr>
-            <w:lang w:val="en_US" w:bidi="en_US"/>
-          </w:rPr>
-          <w:rPr>
-            <w:color w:val="0000EE"/>
-            <w:u w:val="single"/>
-          </w:rPr>
-          <w:t>21:2–4</w:t>
-        </w:r>
-      </w:hyperlink>
+      <w:r>
+        <w:rPr>
+          <w:lang w:val="en_US" w:bidi="en_US"/>
+        </w:rPr>
+        <w:t>Galatians 4:24–26</w:t>
+      </w:r>
+      <w:r>
+        <w:rPr>
+          <w:lang w:val="en_US" w:bidi="en_US"/>
+        </w:rPr>
+        <w:t xml:space="preserve">; </w:t>
+      </w:r>
+      <w:r>
+        <w:rPr>
+          <w:lang w:val="en_US" w:bidi="en_US"/>
+        </w:rPr>
+        <w:t>Revelation 3:12</w:t>
+      </w:r>
+      <w:r>
+        <w:rPr>
+          <w:lang w:val="en_US" w:bidi="en_US"/>
+        </w:rPr>
+        <w:t xml:space="preserve">; </w:t>
+      </w:r>
+      <w:r>
+        <w:rPr>
+          <w:lang w:val="en_US" w:bidi="en_US"/>
+        </w:rPr>
+        <w:t>21:2–4</w:t>
+      </w:r>
       <w:r>
         <w:rPr>
           <w:lang w:val="en_US" w:bidi="en_US"/>
         </w:rPr>
         <w:t>). Abraham looked forward in faith to "the city with foundations" (</w:t>
       </w:r>
-      <w:hyperlink r:id="rId48">
-        <w:r>
-          <w:rPr>
-            <w:lang w:val="en_US" w:bidi="en_US"/>
-          </w:rPr>
-          <w:rPr>
-            <w:color w:val="0000EE"/>
-            <w:u w:val="single"/>
-          </w:rPr>
-          <w:t>Hebrews 11:10</w:t>
-        </w:r>
-      </w:hyperlink>
+      <w:r>
+        <w:rPr>
+          <w:lang w:val="en_US" w:bidi="en_US"/>
+        </w:rPr>
+        <w:t>Hebrews 11:10</w:t>
+      </w:r>
       <w:r>
         <w:rPr>
           <w:lang w:val="en_US" w:bidi="en_US"/>
         </w:rPr>
         <w:t>). Here all people of faith in God are citizens (</w:t>
       </w:r>
-      <w:hyperlink r:id="rId24">
-        <w:r>
-          <w:rPr>
-            <w:lang w:val="en_US" w:bidi="en_US"/>
-          </w:rPr>
-          <w:rPr>
-            <w:color w:val="0000EE"/>
-            <w:u w:val="single"/>
-          </w:rPr>
-          <w:t>Hebrews 12:22–24</w:t>
-        </w:r>
-      </w:hyperlink>
+      <w:r>
+        <w:rPr>
+          <w:lang w:val="en_US" w:bidi="en_US"/>
+        </w:rPr>
+        <w:t>Hebrews 12:22–24</w:t>
+      </w:r>
       <w:r>
         <w:rPr>
           <w:lang w:val="en_US" w:bidi="en_US"/>
         </w:rPr>
         <w:t>). The Lord has no geographic limits (</w:t>
       </w:r>
-      <w:hyperlink r:id="rId49">
-        <w:r>
-          <w:rPr>
-            <w:lang w:val="en_US" w:bidi="en_US"/>
-          </w:rPr>
-          <w:rPr>
-            <w:color w:val="0000EE"/>
-            <w:u w:val="single"/>
-          </w:rPr>
-          <w:t>1 Kings 8:27</w:t>
-        </w:r>
-      </w:hyperlink>
+      <w:r>
+        <w:rPr>
+          <w:lang w:val="en_US" w:bidi="en_US"/>
+        </w:rPr>
+        <w:t>1 Kings 8:27</w:t>
+      </w:r>
       <w:r>
         <w:rPr>
           <w:lang w:val="en_US" w:bidi="en_US"/>
@@ -1039,1044 +799,696 @@
           <w:lang w:val="en_US" w:bidi="en_US"/>
         </w:rPr>
       </w:r>
-      <w:hyperlink r:id="rId13">
-        <w:r>
-          <w:rPr>
-            <w:lang w:val="en_US" w:bidi="en_US"/>
-          </w:rPr>
-          <w:rPr>
-            <w:color w:val="0000EE"/>
-            <w:u w:val="single"/>
-          </w:rPr>
-          <w:t>2 Samuel 5:7</w:t>
-        </w:r>
-      </w:hyperlink>
-      <w:r>
-        <w:rPr>
-          <w:lang w:val="en_US" w:bidi="en_US"/>
-        </w:rPr>
-        <w:t xml:space="preserve">; </w:t>
-      </w:r>
-      <w:hyperlink r:id="rId50">
-        <w:r>
-          <w:rPr>
-            <w:lang w:val="en_US" w:bidi="en_US"/>
-          </w:rPr>
-          <w:rPr>
-            <w:color w:val="0000EE"/>
-            <w:u w:val="single"/>
-          </w:rPr>
-          <w:t>1 Kings 8:1</w:t>
-        </w:r>
-      </w:hyperlink>
-      <w:r>
-        <w:rPr>
-          <w:lang w:val="en_US" w:bidi="en_US"/>
-        </w:rPr>
-        <w:t xml:space="preserve">; </w:t>
-      </w:r>
-      <w:hyperlink r:id="rId33">
-        <w:r>
-          <w:rPr>
-            <w:lang w:val="en_US" w:bidi="en_US"/>
-          </w:rPr>
-          <w:rPr>
-            <w:color w:val="0000EE"/>
-            <w:u w:val="single"/>
-          </w:rPr>
-          <w:t>Psalms 14:7</w:t>
-        </w:r>
-      </w:hyperlink>
-      <w:r>
-        <w:rPr>
-          <w:lang w:val="en_US" w:bidi="en_US"/>
-        </w:rPr>
-        <w:t xml:space="preserve">; </w:t>
-      </w:r>
-      <w:hyperlink r:id="rId39">
-        <w:r>
-          <w:rPr>
-            <w:lang w:val="en_US" w:bidi="en_US"/>
-          </w:rPr>
-          <w:rPr>
-            <w:color w:val="0000EE"/>
-            <w:u w:val="single"/>
-          </w:rPr>
-          <w:t>48:1–14</w:t>
-        </w:r>
-      </w:hyperlink>
-      <w:r>
-        <w:rPr>
-          <w:lang w:val="en_US" w:bidi="en_US"/>
-        </w:rPr>
-        <w:t xml:space="preserve">; </w:t>
-      </w:r>
-      <w:hyperlink r:id="rId35">
-        <w:r>
-          <w:rPr>
-            <w:lang w:val="en_US" w:bidi="en_US"/>
-          </w:rPr>
-          <w:rPr>
-            <w:color w:val="0000EE"/>
-            <w:u w:val="single"/>
-          </w:rPr>
-          <w:t>50:2</w:t>
-        </w:r>
-      </w:hyperlink>
-      <w:r>
-        <w:rPr>
-          <w:lang w:val="en_US" w:bidi="en_US"/>
-        </w:rPr>
-        <w:t xml:space="preserve">; </w:t>
-      </w:r>
-      <w:hyperlink r:id="rId40">
-        <w:r>
-          <w:rPr>
-            <w:lang w:val="en_US" w:bidi="en_US"/>
-          </w:rPr>
-          <w:rPr>
-            <w:color w:val="0000EE"/>
-            <w:u w:val="single"/>
-          </w:rPr>
-          <w:t>51:18</w:t>
-        </w:r>
-      </w:hyperlink>
-      <w:r>
-        <w:rPr>
-          <w:lang w:val="en_US" w:bidi="en_US"/>
-        </w:rPr>
-        <w:t xml:space="preserve">; </w:t>
-      </w:r>
-      <w:hyperlink r:id="rId51">
-        <w:r>
-          <w:rPr>
-            <w:lang w:val="en_US" w:bidi="en_US"/>
-          </w:rPr>
-          <w:rPr>
-            <w:color w:val="0000EE"/>
-            <w:u w:val="single"/>
-          </w:rPr>
-          <w:t>68:16</w:t>
-        </w:r>
-      </w:hyperlink>
-      <w:r>
-        <w:rPr>
-          <w:lang w:val="en_US" w:bidi="en_US"/>
-        </w:rPr>
-        <w:t xml:space="preserve">; </w:t>
-      </w:r>
-      <w:hyperlink r:id="rId52">
-        <w:r>
-          <w:rPr>
-            <w:lang w:val="en_US" w:bidi="en_US"/>
-          </w:rPr>
-          <w:rPr>
-            <w:color w:val="0000EE"/>
-            <w:u w:val="single"/>
-          </w:rPr>
-          <w:t>78:68</w:t>
-        </w:r>
-      </w:hyperlink>
-      <w:r>
-        <w:rPr>
-          <w:lang w:val="en_US" w:bidi="en_US"/>
-        </w:rPr>
-        <w:t xml:space="preserve">; </w:t>
-      </w:r>
-      <w:hyperlink r:id="rId53">
-        <w:r>
-          <w:rPr>
-            <w:lang w:val="en_US" w:bidi="en_US"/>
-          </w:rPr>
-          <w:rPr>
-            <w:color w:val="0000EE"/>
-            <w:u w:val="single"/>
-          </w:rPr>
-          <w:t>87:2</w:t>
-        </w:r>
-      </w:hyperlink>
+      <w:r>
+        <w:rPr>
+          <w:lang w:val="en_US" w:bidi="en_US"/>
+        </w:rPr>
+        <w:t>2 Samuel 5:7</w:t>
+      </w:r>
+      <w:r>
+        <w:rPr>
+          <w:lang w:val="en_US" w:bidi="en_US"/>
+        </w:rPr>
+        <w:t xml:space="preserve">; </w:t>
+      </w:r>
+      <w:r>
+        <w:rPr>
+          <w:lang w:val="en_US" w:bidi="en_US"/>
+        </w:rPr>
+        <w:t>1 Kings 8:1</w:t>
+      </w:r>
+      <w:r>
+        <w:rPr>
+          <w:lang w:val="en_US" w:bidi="en_US"/>
+        </w:rPr>
+        <w:t xml:space="preserve">; </w:t>
+      </w:r>
+      <w:r>
+        <w:rPr>
+          <w:lang w:val="en_US" w:bidi="en_US"/>
+        </w:rPr>
+        <w:t>Psalms 14:7</w:t>
+      </w:r>
+      <w:r>
+        <w:rPr>
+          <w:lang w:val="en_US" w:bidi="en_US"/>
+        </w:rPr>
+        <w:t xml:space="preserve">; </w:t>
+      </w:r>
+      <w:r>
+        <w:rPr>
+          <w:lang w:val="en_US" w:bidi="en_US"/>
+        </w:rPr>
+        <w:t>48:1–14</w:t>
+      </w:r>
+      <w:r>
+        <w:rPr>
+          <w:lang w:val="en_US" w:bidi="en_US"/>
+        </w:rPr>
+        <w:t xml:space="preserve">; </w:t>
+      </w:r>
+      <w:r>
+        <w:rPr>
+          <w:lang w:val="en_US" w:bidi="en_US"/>
+        </w:rPr>
+        <w:t>50:2</w:t>
+      </w:r>
+      <w:r>
+        <w:rPr>
+          <w:lang w:val="en_US" w:bidi="en_US"/>
+        </w:rPr>
+        <w:t xml:space="preserve">; </w:t>
+      </w:r>
+      <w:r>
+        <w:rPr>
+          <w:lang w:val="en_US" w:bidi="en_US"/>
+        </w:rPr>
+        <w:t>51:18</w:t>
+      </w:r>
+      <w:r>
+        <w:rPr>
+          <w:lang w:val="en_US" w:bidi="en_US"/>
+        </w:rPr>
+        <w:t xml:space="preserve">; </w:t>
+      </w:r>
+      <w:r>
+        <w:rPr>
+          <w:lang w:val="en_US" w:bidi="en_US"/>
+        </w:rPr>
+        <w:t>68:16</w:t>
+      </w:r>
+      <w:r>
+        <w:rPr>
+          <w:lang w:val="en_US" w:bidi="en_US"/>
+        </w:rPr>
+        <w:t xml:space="preserve">; </w:t>
+      </w:r>
+      <w:r>
+        <w:rPr>
+          <w:lang w:val="en_US" w:bidi="en_US"/>
+        </w:rPr>
+        <w:t>78:68</w:t>
+      </w:r>
+      <w:r>
+        <w:rPr>
+          <w:lang w:val="en_US" w:bidi="en_US"/>
+        </w:rPr>
+        <w:t xml:space="preserve">; </w:t>
+      </w:r>
+      <w:r>
+        <w:rPr>
+          <w:lang w:val="en_US" w:bidi="en_US"/>
+        </w:rPr>
+        <w:t>87:2</w:t>
+      </w:r>
       <w:r>
         <w:rPr>
           <w:lang w:val="en_US" w:bidi="en_US"/>
         </w:rPr>
         <w:t xml:space="preserve">, </w:t>
       </w:r>
-      <w:hyperlink r:id="rId54">
-        <w:r>
-          <w:rPr>
-            <w:lang w:val="en_US" w:bidi="en_US"/>
-          </w:rPr>
-          <w:rPr>
-            <w:color w:val="0000EE"/>
-            <w:u w:val="single"/>
-          </w:rPr>
-          <w:t>5</w:t>
-        </w:r>
-      </w:hyperlink>
-      <w:r>
-        <w:rPr>
-          <w:lang w:val="en_US" w:bidi="en_US"/>
-        </w:rPr>
-        <w:t xml:space="preserve">; </w:t>
-      </w:r>
-      <w:hyperlink r:id="rId43">
-        <w:r>
-          <w:rPr>
-            <w:lang w:val="en_US" w:bidi="en_US"/>
-          </w:rPr>
-          <w:rPr>
-            <w:color w:val="0000EE"/>
-            <w:u w:val="single"/>
-          </w:rPr>
-          <w:t>125:1</w:t>
-        </w:r>
-      </w:hyperlink>
-      <w:r>
-        <w:rPr>
-          <w:lang w:val="en_US" w:bidi="en_US"/>
-        </w:rPr>
-        <w:t xml:space="preserve">; </w:t>
-      </w:r>
-      <w:hyperlink r:id="rId41">
-        <w:r>
-          <w:rPr>
-            <w:lang w:val="en_US" w:bidi="en_US"/>
-          </w:rPr>
-          <w:rPr>
-            <w:color w:val="0000EE"/>
-            <w:u w:val="single"/>
-          </w:rPr>
-          <w:t>128:5</w:t>
-        </w:r>
-      </w:hyperlink>
-      <w:r>
-        <w:rPr>
-          <w:lang w:val="en_US" w:bidi="en_US"/>
-        </w:rPr>
-        <w:t xml:space="preserve">; </w:t>
-      </w:r>
-      <w:hyperlink r:id="rId27">
-        <w:r>
-          <w:rPr>
-            <w:lang w:val="en_US" w:bidi="en_US"/>
-          </w:rPr>
-          <w:rPr>
-            <w:color w:val="0000EE"/>
-            <w:u w:val="single"/>
-          </w:rPr>
-          <w:t>132:13</w:t>
-        </w:r>
-      </w:hyperlink>
-      <w:r>
-        <w:rPr>
-          <w:lang w:val="en_US" w:bidi="en_US"/>
-        </w:rPr>
-        <w:t xml:space="preserve">; </w:t>
-      </w:r>
-      <w:hyperlink r:id="rId55">
-        <w:r>
-          <w:rPr>
-            <w:lang w:val="en_US" w:bidi="en_US"/>
-          </w:rPr>
-          <w:rPr>
-            <w:color w:val="0000EE"/>
-            <w:u w:val="single"/>
-          </w:rPr>
-          <w:t>133:3</w:t>
-        </w:r>
-      </w:hyperlink>
-      <w:r>
-        <w:rPr>
-          <w:lang w:val="en_US" w:bidi="en_US"/>
-        </w:rPr>
-        <w:t xml:space="preserve">; </w:t>
-      </w:r>
-      <w:hyperlink r:id="rId21">
-        <w:r>
-          <w:rPr>
-            <w:lang w:val="en_US" w:bidi="en_US"/>
-          </w:rPr>
-          <w:rPr>
-            <w:color w:val="0000EE"/>
-            <w:u w:val="single"/>
-          </w:rPr>
-          <w:t>135:21</w:t>
-        </w:r>
-      </w:hyperlink>
-      <w:r>
-        <w:rPr>
-          <w:lang w:val="en_US" w:bidi="en_US"/>
-        </w:rPr>
-        <w:t xml:space="preserve">; </w:t>
-      </w:r>
-      <w:hyperlink r:id="rId31">
-        <w:r>
-          <w:rPr>
-            <w:lang w:val="en_US" w:bidi="en_US"/>
-          </w:rPr>
-          <w:rPr>
-            <w:color w:val="0000EE"/>
-            <w:u w:val="single"/>
-          </w:rPr>
-          <w:t>147:12</w:t>
-        </w:r>
-      </w:hyperlink>
-      <w:r>
-        <w:rPr>
-          <w:lang w:val="en_US" w:bidi="en_US"/>
-        </w:rPr>
-        <w:t xml:space="preserve">; </w:t>
-      </w:r>
-      <w:hyperlink r:id="rId56">
-        <w:r>
-          <w:rPr>
-            <w:lang w:val="en_US" w:bidi="en_US"/>
-          </w:rPr>
-          <w:rPr>
-            <w:color w:val="0000EE"/>
-            <w:u w:val="single"/>
-          </w:rPr>
-          <w:t>Isaiah 1:27</w:t>
-        </w:r>
-      </w:hyperlink>
-      <w:r>
-        <w:rPr>
-          <w:lang w:val="en_US" w:bidi="en_US"/>
-        </w:rPr>
-        <w:t xml:space="preserve">; </w:t>
-      </w:r>
-      <w:hyperlink r:id="rId57">
-        <w:r>
-          <w:rPr>
-            <w:lang w:val="en_US" w:bidi="en_US"/>
-          </w:rPr>
-          <w:rPr>
-            <w:color w:val="0000EE"/>
-            <w:u w:val="single"/>
-          </w:rPr>
-          <w:t>2:3</w:t>
-        </w:r>
-      </w:hyperlink>
-      <w:r>
-        <w:rPr>
-          <w:lang w:val="en_US" w:bidi="en_US"/>
-        </w:rPr>
-        <w:t xml:space="preserve">; </w:t>
-      </w:r>
-      <w:hyperlink r:id="rId58">
-        <w:r>
-          <w:rPr>
-            <w:lang w:val="en_US" w:bidi="en_US"/>
-          </w:rPr>
-          <w:rPr>
-            <w:color w:val="0000EE"/>
-            <w:u w:val="single"/>
-          </w:rPr>
-          <w:t>3:16–17</w:t>
-        </w:r>
-      </w:hyperlink>
+      <w:r>
+        <w:rPr>
+          <w:lang w:val="en_US" w:bidi="en_US"/>
+        </w:rPr>
+        <w:t>5</w:t>
+      </w:r>
+      <w:r>
+        <w:rPr>
+          <w:lang w:val="en_US" w:bidi="en_US"/>
+        </w:rPr>
+        <w:t xml:space="preserve">; </w:t>
+      </w:r>
+      <w:r>
+        <w:rPr>
+          <w:lang w:val="en_US" w:bidi="en_US"/>
+        </w:rPr>
+        <w:t>125:1</w:t>
+      </w:r>
+      <w:r>
+        <w:rPr>
+          <w:lang w:val="en_US" w:bidi="en_US"/>
+        </w:rPr>
+        <w:t xml:space="preserve">; </w:t>
+      </w:r>
+      <w:r>
+        <w:rPr>
+          <w:lang w:val="en_US" w:bidi="en_US"/>
+        </w:rPr>
+        <w:t>128:5</w:t>
+      </w:r>
+      <w:r>
+        <w:rPr>
+          <w:lang w:val="en_US" w:bidi="en_US"/>
+        </w:rPr>
+        <w:t xml:space="preserve">; </w:t>
+      </w:r>
+      <w:r>
+        <w:rPr>
+          <w:lang w:val="en_US" w:bidi="en_US"/>
+        </w:rPr>
+        <w:t>132:13</w:t>
+      </w:r>
+      <w:r>
+        <w:rPr>
+          <w:lang w:val="en_US" w:bidi="en_US"/>
+        </w:rPr>
+        <w:t xml:space="preserve">; </w:t>
+      </w:r>
+      <w:r>
+        <w:rPr>
+          <w:lang w:val="en_US" w:bidi="en_US"/>
+        </w:rPr>
+        <w:t>133:3</w:t>
+      </w:r>
+      <w:r>
+        <w:rPr>
+          <w:lang w:val="en_US" w:bidi="en_US"/>
+        </w:rPr>
+        <w:t xml:space="preserve">; </w:t>
+      </w:r>
+      <w:r>
+        <w:rPr>
+          <w:lang w:val="en_US" w:bidi="en_US"/>
+        </w:rPr>
+        <w:t>135:21</w:t>
+      </w:r>
+      <w:r>
+        <w:rPr>
+          <w:lang w:val="en_US" w:bidi="en_US"/>
+        </w:rPr>
+        <w:t xml:space="preserve">; </w:t>
+      </w:r>
+      <w:r>
+        <w:rPr>
+          <w:lang w:val="en_US" w:bidi="en_US"/>
+        </w:rPr>
+        <w:t>147:12</w:t>
+      </w:r>
+      <w:r>
+        <w:rPr>
+          <w:lang w:val="en_US" w:bidi="en_US"/>
+        </w:rPr>
+        <w:t xml:space="preserve">; </w:t>
+      </w:r>
+      <w:r>
+        <w:rPr>
+          <w:lang w:val="en_US" w:bidi="en_US"/>
+        </w:rPr>
+        <w:t>Isaiah 1:27</w:t>
+      </w:r>
+      <w:r>
+        <w:rPr>
+          <w:lang w:val="en_US" w:bidi="en_US"/>
+        </w:rPr>
+        <w:t xml:space="preserve">; </w:t>
+      </w:r>
+      <w:r>
+        <w:rPr>
+          <w:lang w:val="en_US" w:bidi="en_US"/>
+        </w:rPr>
+        <w:t>2:3</w:t>
+      </w:r>
+      <w:r>
+        <w:rPr>
+          <w:lang w:val="en_US" w:bidi="en_US"/>
+        </w:rPr>
+        <w:t xml:space="preserve">; </w:t>
+      </w:r>
+      <w:r>
+        <w:rPr>
+          <w:lang w:val="en_US" w:bidi="en_US"/>
+        </w:rPr>
+        <w:t>3:16–17</w:t>
+      </w:r>
       <w:r>
         <w:rPr>
           <w:lang w:val="en_US" w:bidi="en_US"/>
         </w:rPr>
         <w:t xml:space="preserve">, </w:t>
       </w:r>
-      <w:hyperlink r:id="rId59">
-        <w:r>
-          <w:rPr>
-            <w:lang w:val="en_US" w:bidi="en_US"/>
-          </w:rPr>
-          <w:rPr>
-            <w:color w:val="0000EE"/>
-            <w:u w:val="single"/>
-          </w:rPr>
-          <w:t>26</w:t>
-        </w:r>
-      </w:hyperlink>
-      <w:r>
-        <w:rPr>
-          <w:lang w:val="en_US" w:bidi="en_US"/>
-        </w:rPr>
-        <w:t xml:space="preserve">; </w:t>
-      </w:r>
-      <w:hyperlink r:id="rId60">
-        <w:r>
-          <w:rPr>
-            <w:lang w:val="en_US" w:bidi="en_US"/>
-          </w:rPr>
-          <w:rPr>
-            <w:color w:val="0000EE"/>
-            <w:u w:val="single"/>
-          </w:rPr>
-          <w:t>4:3–5</w:t>
-        </w:r>
-      </w:hyperlink>
-      <w:r>
-        <w:rPr>
-          <w:lang w:val="en_US" w:bidi="en_US"/>
-        </w:rPr>
-        <w:t xml:space="preserve">; </w:t>
-      </w:r>
-      <w:hyperlink r:id="rId61">
-        <w:r>
-          <w:rPr>
-            <w:lang w:val="en_US" w:bidi="en_US"/>
-          </w:rPr>
-          <w:rPr>
-            <w:color w:val="0000EE"/>
-            <w:u w:val="single"/>
-          </w:rPr>
-          <w:t>8:18</w:t>
-        </w:r>
-      </w:hyperlink>
-      <w:r>
-        <w:rPr>
-          <w:lang w:val="en_US" w:bidi="en_US"/>
-        </w:rPr>
-        <w:t xml:space="preserve">; </w:t>
-      </w:r>
-      <w:hyperlink r:id="rId62">
-        <w:r>
-          <w:rPr>
-            <w:lang w:val="en_US" w:bidi="en_US"/>
-          </w:rPr>
-          <w:rPr>
-            <w:color w:val="0000EE"/>
-            <w:u w:val="single"/>
-          </w:rPr>
-          <w:t>10:12</w:t>
-        </w:r>
-      </w:hyperlink>
+      <w:r>
+        <w:rPr>
+          <w:lang w:val="en_US" w:bidi="en_US"/>
+        </w:rPr>
+        <w:t>26</w:t>
+      </w:r>
+      <w:r>
+        <w:rPr>
+          <w:lang w:val="en_US" w:bidi="en_US"/>
+        </w:rPr>
+        <w:t xml:space="preserve">; </w:t>
+      </w:r>
+      <w:r>
+        <w:rPr>
+          <w:lang w:val="en_US" w:bidi="en_US"/>
+        </w:rPr>
+        <w:t>4:3–5</w:t>
+      </w:r>
+      <w:r>
+        <w:rPr>
+          <w:lang w:val="en_US" w:bidi="en_US"/>
+        </w:rPr>
+        <w:t xml:space="preserve">; </w:t>
+      </w:r>
+      <w:r>
+        <w:rPr>
+          <w:lang w:val="en_US" w:bidi="en_US"/>
+        </w:rPr>
+        <w:t>8:18</w:t>
+      </w:r>
+      <w:r>
+        <w:rPr>
+          <w:lang w:val="en_US" w:bidi="en_US"/>
+        </w:rPr>
+        <w:t xml:space="preserve">; </w:t>
+      </w:r>
+      <w:r>
+        <w:rPr>
+          <w:lang w:val="en_US" w:bidi="en_US"/>
+        </w:rPr>
+        <w:t>10:12</w:t>
+      </w:r>
       <w:r>
         <w:rPr>
           <w:lang w:val="en_US" w:bidi="en_US"/>
         </w:rPr>
         <w:t xml:space="preserve">, </w:t>
       </w:r>
-      <w:hyperlink r:id="rId63">
-        <w:r>
-          <w:rPr>
-            <w:lang w:val="en_US" w:bidi="en_US"/>
-          </w:rPr>
-          <w:rPr>
-            <w:color w:val="0000EE"/>
-            <w:u w:val="single"/>
-          </w:rPr>
-          <w:t>24</w:t>
-        </w:r>
-      </w:hyperlink>
+      <w:r>
+        <w:rPr>
+          <w:lang w:val="en_US" w:bidi="en_US"/>
+        </w:rPr>
+        <w:t>24</w:t>
+      </w:r>
       <w:r>
         <w:rPr>
           <w:lang w:val="en_US" w:bidi="en_US"/>
         </w:rPr>
         <w:t xml:space="preserve">, </w:t>
       </w:r>
-      <w:hyperlink r:id="rId64">
-        <w:r>
-          <w:rPr>
-            <w:lang w:val="en_US" w:bidi="en_US"/>
-          </w:rPr>
-          <w:rPr>
-            <w:color w:val="0000EE"/>
-            <w:u w:val="single"/>
-          </w:rPr>
-          <w:t>32</w:t>
-        </w:r>
-      </w:hyperlink>
-      <w:r>
-        <w:rPr>
-          <w:lang w:val="en_US" w:bidi="en_US"/>
-        </w:rPr>
-        <w:t xml:space="preserve">; </w:t>
-      </w:r>
-      <w:hyperlink r:id="rId65">
-        <w:r>
-          <w:rPr>
-            <w:lang w:val="en_US" w:bidi="en_US"/>
-          </w:rPr>
-          <w:rPr>
-            <w:color w:val="0000EE"/>
-            <w:u w:val="single"/>
-          </w:rPr>
-          <w:t>16:1</w:t>
-        </w:r>
-      </w:hyperlink>
-      <w:r>
-        <w:rPr>
-          <w:lang w:val="en_US" w:bidi="en_US"/>
-        </w:rPr>
-        <w:t xml:space="preserve">; </w:t>
-      </w:r>
-      <w:hyperlink r:id="rId66">
-        <w:r>
-          <w:rPr>
-            <w:lang w:val="en_US" w:bidi="en_US"/>
-          </w:rPr>
-          <w:rPr>
-            <w:color w:val="0000EE"/>
-            <w:u w:val="single"/>
-          </w:rPr>
-          <w:t>24:23</w:t>
-        </w:r>
-      </w:hyperlink>
-      <w:r>
-        <w:rPr>
-          <w:lang w:val="en_US" w:bidi="en_US"/>
-        </w:rPr>
-        <w:t xml:space="preserve">; </w:t>
-      </w:r>
-      <w:hyperlink r:id="rId67">
-        <w:r>
-          <w:rPr>
-            <w:lang w:val="en_US" w:bidi="en_US"/>
-          </w:rPr>
-          <w:rPr>
-            <w:color w:val="0000EE"/>
-            <w:u w:val="single"/>
-          </w:rPr>
-          <w:t>29:8</w:t>
-        </w:r>
-      </w:hyperlink>
-      <w:r>
-        <w:rPr>
-          <w:lang w:val="en_US" w:bidi="en_US"/>
-        </w:rPr>
-        <w:t xml:space="preserve">; </w:t>
-      </w:r>
-      <w:hyperlink r:id="rId68">
-        <w:r>
-          <w:rPr>
-            <w:lang w:val="en_US" w:bidi="en_US"/>
-          </w:rPr>
-          <w:rPr>
-            <w:color w:val="0000EE"/>
-            <w:u w:val="single"/>
-          </w:rPr>
-          <w:t>30:19</w:t>
-        </w:r>
-      </w:hyperlink>
-      <w:r>
-        <w:rPr>
-          <w:lang w:val="en_US" w:bidi="en_US"/>
-        </w:rPr>
-        <w:t xml:space="preserve">; </w:t>
-      </w:r>
-      <w:hyperlink r:id="rId69">
-        <w:r>
-          <w:rPr>
-            <w:lang w:val="en_US" w:bidi="en_US"/>
-          </w:rPr>
-          <w:rPr>
-            <w:color w:val="0000EE"/>
-            <w:u w:val="single"/>
-          </w:rPr>
-          <w:t>31:4</w:t>
-        </w:r>
-      </w:hyperlink>
+      <w:r>
+        <w:rPr>
+          <w:lang w:val="en_US" w:bidi="en_US"/>
+        </w:rPr>
+        <w:t>32</w:t>
+      </w:r>
+      <w:r>
+        <w:rPr>
+          <w:lang w:val="en_US" w:bidi="en_US"/>
+        </w:rPr>
+        <w:t xml:space="preserve">; </w:t>
+      </w:r>
+      <w:r>
+        <w:rPr>
+          <w:lang w:val="en_US" w:bidi="en_US"/>
+        </w:rPr>
+        <w:t>16:1</w:t>
+      </w:r>
+      <w:r>
+        <w:rPr>
+          <w:lang w:val="en_US" w:bidi="en_US"/>
+        </w:rPr>
+        <w:t xml:space="preserve">; </w:t>
+      </w:r>
+      <w:r>
+        <w:rPr>
+          <w:lang w:val="en_US" w:bidi="en_US"/>
+        </w:rPr>
+        <w:t>24:23</w:t>
+      </w:r>
+      <w:r>
+        <w:rPr>
+          <w:lang w:val="en_US" w:bidi="en_US"/>
+        </w:rPr>
+        <w:t xml:space="preserve">; </w:t>
+      </w:r>
+      <w:r>
+        <w:rPr>
+          <w:lang w:val="en_US" w:bidi="en_US"/>
+        </w:rPr>
+        <w:t>29:8</w:t>
+      </w:r>
+      <w:r>
+        <w:rPr>
+          <w:lang w:val="en_US" w:bidi="en_US"/>
+        </w:rPr>
+        <w:t xml:space="preserve">; </w:t>
+      </w:r>
+      <w:r>
+        <w:rPr>
+          <w:lang w:val="en_US" w:bidi="en_US"/>
+        </w:rPr>
+        <w:t>30:19</w:t>
+      </w:r>
+      <w:r>
+        <w:rPr>
+          <w:lang w:val="en_US" w:bidi="en_US"/>
+        </w:rPr>
+        <w:t xml:space="preserve">; </w:t>
+      </w:r>
+      <w:r>
+        <w:rPr>
+          <w:lang w:val="en_US" w:bidi="en_US"/>
+        </w:rPr>
+        <w:t>31:4</w:t>
+      </w:r>
       <w:r>
         <w:rPr>
           <w:lang w:val="en_US" w:bidi="en_US"/>
         </w:rPr>
         <w:t xml:space="preserve">, </w:t>
       </w:r>
-      <w:hyperlink r:id="rId70">
-        <w:r>
-          <w:rPr>
-            <w:lang w:val="en_US" w:bidi="en_US"/>
-          </w:rPr>
-          <w:rPr>
-            <w:color w:val="0000EE"/>
-            <w:u w:val="single"/>
-          </w:rPr>
-          <w:t>9</w:t>
-        </w:r>
-      </w:hyperlink>
-      <w:r>
-        <w:rPr>
-          <w:lang w:val="en_US" w:bidi="en_US"/>
-        </w:rPr>
-        <w:t xml:space="preserve">; </w:t>
-      </w:r>
-      <w:hyperlink r:id="rId71">
-        <w:r>
-          <w:rPr>
-            <w:lang w:val="en_US" w:bidi="en_US"/>
-          </w:rPr>
-          <w:rPr>
-            <w:color w:val="0000EE"/>
-            <w:u w:val="single"/>
-          </w:rPr>
-          <w:t>33:20</w:t>
-        </w:r>
-      </w:hyperlink>
-      <w:r>
-        <w:rPr>
-          <w:lang w:val="en_US" w:bidi="en_US"/>
-        </w:rPr>
-        <w:t xml:space="preserve">; </w:t>
-      </w:r>
-      <w:hyperlink r:id="rId72">
-        <w:r>
-          <w:rPr>
-            <w:lang w:val="en_US" w:bidi="en_US"/>
-          </w:rPr>
-          <w:rPr>
-            <w:color w:val="0000EE"/>
-            <w:u w:val="single"/>
-          </w:rPr>
-          <w:t>37:22</w:t>
-        </w:r>
-      </w:hyperlink>
+      <w:r>
+        <w:rPr>
+          <w:lang w:val="en_US" w:bidi="en_US"/>
+        </w:rPr>
+        <w:t>9</w:t>
+      </w:r>
+      <w:r>
+        <w:rPr>
+          <w:lang w:val="en_US" w:bidi="en_US"/>
+        </w:rPr>
+        <w:t xml:space="preserve">; </w:t>
+      </w:r>
+      <w:r>
+        <w:rPr>
+          <w:lang w:val="en_US" w:bidi="en_US"/>
+        </w:rPr>
+        <w:t>33:20</w:t>
+      </w:r>
+      <w:r>
+        <w:rPr>
+          <w:lang w:val="en_US" w:bidi="en_US"/>
+        </w:rPr>
+        <w:t xml:space="preserve">; </w:t>
+      </w:r>
+      <w:r>
+        <w:rPr>
+          <w:lang w:val="en_US" w:bidi="en_US"/>
+        </w:rPr>
+        <w:t>37:22</w:t>
+      </w:r>
       <w:r>
         <w:rPr>
           <w:lang w:val="en_US" w:bidi="en_US"/>
         </w:rPr>
         <w:t xml:space="preserve">, </w:t>
       </w:r>
-      <w:hyperlink r:id="rId73">
-        <w:r>
-          <w:rPr>
-            <w:lang w:val="en_US" w:bidi="en_US"/>
-          </w:rPr>
-          <w:rPr>
-            <w:color w:val="0000EE"/>
-            <w:u w:val="single"/>
-          </w:rPr>
-          <w:t>32</w:t>
-        </w:r>
-      </w:hyperlink>
-      <w:r>
-        <w:rPr>
-          <w:lang w:val="en_US" w:bidi="en_US"/>
-        </w:rPr>
-        <w:t xml:space="preserve">; </w:t>
-      </w:r>
-      <w:hyperlink r:id="rId74">
-        <w:r>
-          <w:rPr>
-            <w:lang w:val="en_US" w:bidi="en_US"/>
-          </w:rPr>
-          <w:rPr>
-            <w:color w:val="0000EE"/>
-            <w:u w:val="single"/>
-          </w:rPr>
-          <w:t>40:9</w:t>
-        </w:r>
-      </w:hyperlink>
-      <w:r>
-        <w:rPr>
-          <w:lang w:val="en_US" w:bidi="en_US"/>
-        </w:rPr>
-        <w:t xml:space="preserve">; </w:t>
-      </w:r>
-      <w:hyperlink r:id="rId75">
-        <w:r>
-          <w:rPr>
-            <w:lang w:val="en_US" w:bidi="en_US"/>
-          </w:rPr>
-          <w:rPr>
-            <w:color w:val="0000EE"/>
-            <w:u w:val="single"/>
-          </w:rPr>
-          <w:t>41:27</w:t>
-        </w:r>
-      </w:hyperlink>
-      <w:r>
-        <w:rPr>
-          <w:lang w:val="en_US" w:bidi="en_US"/>
-        </w:rPr>
-        <w:t xml:space="preserve">; </w:t>
-      </w:r>
-      <w:hyperlink r:id="rId76">
-        <w:r>
-          <w:rPr>
-            <w:lang w:val="en_US" w:bidi="en_US"/>
-          </w:rPr>
-          <w:rPr>
-            <w:color w:val="0000EE"/>
-            <w:u w:val="single"/>
-          </w:rPr>
-          <w:t>52:1–2</w:t>
-        </w:r>
-      </w:hyperlink>
-      <w:r>
-        <w:rPr>
-          <w:lang w:val="en_US" w:bidi="en_US"/>
-        </w:rPr>
-        <w:t xml:space="preserve">; </w:t>
-      </w:r>
-      <w:hyperlink r:id="rId77">
-        <w:r>
-          <w:rPr>
-            <w:lang w:val="en_US" w:bidi="en_US"/>
-          </w:rPr>
-          <w:rPr>
-            <w:color w:val="0000EE"/>
-            <w:u w:val="single"/>
-          </w:rPr>
-          <w:t>60:14</w:t>
-        </w:r>
-      </w:hyperlink>
-      <w:r>
-        <w:rPr>
-          <w:lang w:val="en_US" w:bidi="en_US"/>
-        </w:rPr>
-        <w:t xml:space="preserve">; </w:t>
-      </w:r>
-      <w:hyperlink r:id="rId78">
-        <w:r>
-          <w:rPr>
-            <w:lang w:val="en_US" w:bidi="en_US"/>
-          </w:rPr>
-          <w:rPr>
-            <w:color w:val="0000EE"/>
-            <w:u w:val="single"/>
-          </w:rPr>
-          <w:t>62:1</w:t>
-        </w:r>
-      </w:hyperlink>
-      <w:r>
-        <w:rPr>
-          <w:lang w:val="en_US" w:bidi="en_US"/>
-        </w:rPr>
-        <w:t xml:space="preserve">; </w:t>
-      </w:r>
-      <w:hyperlink r:id="rId79">
-        <w:r>
-          <w:rPr>
-            <w:lang w:val="en_US" w:bidi="en_US"/>
-          </w:rPr>
-          <w:rPr>
-            <w:color w:val="0000EE"/>
-            <w:u w:val="single"/>
-          </w:rPr>
-          <w:t>64:10</w:t>
-        </w:r>
-      </w:hyperlink>
-      <w:r>
-        <w:rPr>
-          <w:lang w:val="en_US" w:bidi="en_US"/>
-        </w:rPr>
-        <w:t xml:space="preserve">; </w:t>
-      </w:r>
-      <w:hyperlink r:id="rId80">
-        <w:r>
-          <w:rPr>
-            <w:lang w:val="en_US" w:bidi="en_US"/>
-          </w:rPr>
-          <w:rPr>
-            <w:color w:val="0000EE"/>
-            <w:u w:val="single"/>
-          </w:rPr>
-          <w:t>Jeremiah 26:18</w:t>
-        </w:r>
-      </w:hyperlink>
-      <w:r>
-        <w:rPr>
-          <w:lang w:val="en_US" w:bidi="en_US"/>
-        </w:rPr>
-        <w:t xml:space="preserve">; </w:t>
-      </w:r>
-      <w:hyperlink r:id="rId81">
-        <w:r>
-          <w:rPr>
-            <w:lang w:val="en_US" w:bidi="en_US"/>
-          </w:rPr>
-          <w:rPr>
-            <w:color w:val="0000EE"/>
-            <w:u w:val="single"/>
-          </w:rPr>
-          <w:t>51:35</w:t>
-        </w:r>
-      </w:hyperlink>
-      <w:r>
-        <w:rPr>
-          <w:lang w:val="en_US" w:bidi="en_US"/>
-        </w:rPr>
-        <w:t xml:space="preserve">; </w:t>
-      </w:r>
-      <w:hyperlink r:id="rId82">
-        <w:r>
-          <w:rPr>
-            <w:lang w:val="en_US" w:bidi="en_US"/>
-          </w:rPr>
-          <w:rPr>
-            <w:color w:val="0000EE"/>
-            <w:u w:val="single"/>
-          </w:rPr>
-          <w:t>Lamentations 2:13</w:t>
-        </w:r>
-      </w:hyperlink>
-      <w:r>
-        <w:rPr>
-          <w:lang w:val="en_US" w:bidi="en_US"/>
-        </w:rPr>
-        <w:t xml:space="preserve">; </w:t>
-      </w:r>
-      <w:hyperlink r:id="rId83">
-        <w:r>
-          <w:rPr>
-            <w:lang w:val="en_US" w:bidi="en_US"/>
-          </w:rPr>
-          <w:rPr>
-            <w:color w:val="0000EE"/>
-            <w:u w:val="single"/>
-          </w:rPr>
-          <w:t>Joel 2:32</w:t>
-        </w:r>
-      </w:hyperlink>
-      <w:r>
-        <w:rPr>
-          <w:lang w:val="en_US" w:bidi="en_US"/>
-        </w:rPr>
-        <w:t xml:space="preserve">; </w:t>
-      </w:r>
-      <w:hyperlink r:id="rId84">
-        <w:r>
-          <w:rPr>
-            <w:lang w:val="en_US" w:bidi="en_US"/>
-          </w:rPr>
-          <w:rPr>
-            <w:color w:val="0000EE"/>
-            <w:u w:val="single"/>
-          </w:rPr>
-          <w:t>3:16–17</w:t>
-        </w:r>
-      </w:hyperlink>
-      <w:r>
-        <w:rPr>
-          <w:lang w:val="en_US" w:bidi="en_US"/>
-        </w:rPr>
-        <w:t xml:space="preserve">; </w:t>
-      </w:r>
-      <w:hyperlink r:id="rId85">
-        <w:r>
-          <w:rPr>
-            <w:lang w:val="en_US" w:bidi="en_US"/>
-          </w:rPr>
-          <w:rPr>
-            <w:color w:val="0000EE"/>
-            <w:u w:val="single"/>
-          </w:rPr>
-          <w:t>Amos 1:2</w:t>
-        </w:r>
-      </w:hyperlink>
-      <w:r>
-        <w:rPr>
-          <w:lang w:val="en_US" w:bidi="en_US"/>
-        </w:rPr>
-        <w:t xml:space="preserve">; </w:t>
-      </w:r>
-      <w:hyperlink r:id="rId86">
-        <w:r>
-          <w:rPr>
-            <w:lang w:val="en_US" w:bidi="en_US"/>
-          </w:rPr>
-          <w:rPr>
-            <w:color w:val="0000EE"/>
-            <w:u w:val="single"/>
-          </w:rPr>
-          <w:t>Obadiah 1:21</w:t>
-        </w:r>
-      </w:hyperlink>
-      <w:r>
-        <w:rPr>
-          <w:lang w:val="en_US" w:bidi="en_US"/>
-        </w:rPr>
-        <w:t xml:space="preserve">; </w:t>
-      </w:r>
-      <w:hyperlink r:id="rId87">
-        <w:r>
-          <w:rPr>
-            <w:lang w:val="en_US" w:bidi="en_US"/>
-          </w:rPr>
-          <w:rPr>
-            <w:color w:val="0000EE"/>
-            <w:u w:val="single"/>
-          </w:rPr>
-          <w:t>Micah 3:12</w:t>
-        </w:r>
-      </w:hyperlink>
-      <w:r>
-        <w:rPr>
-          <w:lang w:val="en_US" w:bidi="en_US"/>
-        </w:rPr>
-        <w:t xml:space="preserve">; </w:t>
-      </w:r>
-      <w:hyperlink r:id="rId88">
-        <w:r>
-          <w:rPr>
-            <w:lang w:val="en_US" w:bidi="en_US"/>
-          </w:rPr>
-          <w:rPr>
-            <w:color w:val="0000EE"/>
-            <w:u w:val="single"/>
-          </w:rPr>
-          <w:t>4:2</w:t>
-        </w:r>
-      </w:hyperlink>
-      <w:r>
-        <w:rPr>
-          <w:lang w:val="en_US" w:bidi="en_US"/>
-        </w:rPr>
-        <w:t xml:space="preserve">; </w:t>
-      </w:r>
-      <w:hyperlink r:id="rId89">
-        <w:r>
-          <w:rPr>
-            <w:lang w:val="en_US" w:bidi="en_US"/>
-          </w:rPr>
-          <w:rPr>
-            <w:color w:val="0000EE"/>
-            <w:u w:val="single"/>
-          </w:rPr>
-          <w:t>Zephaniah 3:14</w:t>
-        </w:r>
-      </w:hyperlink>
+      <w:r>
+        <w:rPr>
+          <w:lang w:val="en_US" w:bidi="en_US"/>
+        </w:rPr>
+        <w:t>32</w:t>
+      </w:r>
+      <w:r>
+        <w:rPr>
+          <w:lang w:val="en_US" w:bidi="en_US"/>
+        </w:rPr>
+        <w:t xml:space="preserve">; </w:t>
+      </w:r>
+      <w:r>
+        <w:rPr>
+          <w:lang w:val="en_US" w:bidi="en_US"/>
+        </w:rPr>
+        <w:t>40:9</w:t>
+      </w:r>
+      <w:r>
+        <w:rPr>
+          <w:lang w:val="en_US" w:bidi="en_US"/>
+        </w:rPr>
+        <w:t xml:space="preserve">; </w:t>
+      </w:r>
+      <w:r>
+        <w:rPr>
+          <w:lang w:val="en_US" w:bidi="en_US"/>
+        </w:rPr>
+        <w:t>41:27</w:t>
+      </w:r>
+      <w:r>
+        <w:rPr>
+          <w:lang w:val="en_US" w:bidi="en_US"/>
+        </w:rPr>
+        <w:t xml:space="preserve">; </w:t>
+      </w:r>
+      <w:r>
+        <w:rPr>
+          <w:lang w:val="en_US" w:bidi="en_US"/>
+        </w:rPr>
+        <w:t>52:1–2</w:t>
+      </w:r>
+      <w:r>
+        <w:rPr>
+          <w:lang w:val="en_US" w:bidi="en_US"/>
+        </w:rPr>
+        <w:t xml:space="preserve">; </w:t>
+      </w:r>
+      <w:r>
+        <w:rPr>
+          <w:lang w:val="en_US" w:bidi="en_US"/>
+        </w:rPr>
+        <w:t>60:14</w:t>
+      </w:r>
+      <w:r>
+        <w:rPr>
+          <w:lang w:val="en_US" w:bidi="en_US"/>
+        </w:rPr>
+        <w:t xml:space="preserve">; </w:t>
+      </w:r>
+      <w:r>
+        <w:rPr>
+          <w:lang w:val="en_US" w:bidi="en_US"/>
+        </w:rPr>
+        <w:t>62:1</w:t>
+      </w:r>
+      <w:r>
+        <w:rPr>
+          <w:lang w:val="en_US" w:bidi="en_US"/>
+        </w:rPr>
+        <w:t xml:space="preserve">; </w:t>
+      </w:r>
+      <w:r>
+        <w:rPr>
+          <w:lang w:val="en_US" w:bidi="en_US"/>
+        </w:rPr>
+        <w:t>64:10</w:t>
+      </w:r>
+      <w:r>
+        <w:rPr>
+          <w:lang w:val="en_US" w:bidi="en_US"/>
+        </w:rPr>
+        <w:t xml:space="preserve">; </w:t>
+      </w:r>
+      <w:r>
+        <w:rPr>
+          <w:lang w:val="en_US" w:bidi="en_US"/>
+        </w:rPr>
+        <w:t>Jeremiah 26:18</w:t>
+      </w:r>
+      <w:r>
+        <w:rPr>
+          <w:lang w:val="en_US" w:bidi="en_US"/>
+        </w:rPr>
+        <w:t xml:space="preserve">; </w:t>
+      </w:r>
+      <w:r>
+        <w:rPr>
+          <w:lang w:val="en_US" w:bidi="en_US"/>
+        </w:rPr>
+        <w:t>51:35</w:t>
+      </w:r>
+      <w:r>
+        <w:rPr>
+          <w:lang w:val="en_US" w:bidi="en_US"/>
+        </w:rPr>
+        <w:t xml:space="preserve">; </w:t>
+      </w:r>
+      <w:r>
+        <w:rPr>
+          <w:lang w:val="en_US" w:bidi="en_US"/>
+        </w:rPr>
+        <w:t>Lamentations 2:13</w:t>
+      </w:r>
+      <w:r>
+        <w:rPr>
+          <w:lang w:val="en_US" w:bidi="en_US"/>
+        </w:rPr>
+        <w:t xml:space="preserve">; </w:t>
+      </w:r>
+      <w:r>
+        <w:rPr>
+          <w:lang w:val="en_US" w:bidi="en_US"/>
+        </w:rPr>
+        <w:t>Joel 2:32</w:t>
+      </w:r>
+      <w:r>
+        <w:rPr>
+          <w:lang w:val="en_US" w:bidi="en_US"/>
+        </w:rPr>
+        <w:t xml:space="preserve">; </w:t>
+      </w:r>
+      <w:r>
+        <w:rPr>
+          <w:lang w:val="en_US" w:bidi="en_US"/>
+        </w:rPr>
+        <w:t>3:16–17</w:t>
+      </w:r>
+      <w:r>
+        <w:rPr>
+          <w:lang w:val="en_US" w:bidi="en_US"/>
+        </w:rPr>
+        <w:t xml:space="preserve">; </w:t>
+      </w:r>
+      <w:r>
+        <w:rPr>
+          <w:lang w:val="en_US" w:bidi="en_US"/>
+        </w:rPr>
+        <w:t>Amos 1:2</w:t>
+      </w:r>
+      <w:r>
+        <w:rPr>
+          <w:lang w:val="en_US" w:bidi="en_US"/>
+        </w:rPr>
+        <w:t xml:space="preserve">; </w:t>
+      </w:r>
+      <w:r>
+        <w:rPr>
+          <w:lang w:val="en_US" w:bidi="en_US"/>
+        </w:rPr>
+        <w:t>Obadiah 1:21</w:t>
+      </w:r>
+      <w:r>
+        <w:rPr>
+          <w:lang w:val="en_US" w:bidi="en_US"/>
+        </w:rPr>
+        <w:t xml:space="preserve">; </w:t>
+      </w:r>
+      <w:r>
+        <w:rPr>
+          <w:lang w:val="en_US" w:bidi="en_US"/>
+        </w:rPr>
+        <w:t>Micah 3:12</w:t>
+      </w:r>
+      <w:r>
+        <w:rPr>
+          <w:lang w:val="en_US" w:bidi="en_US"/>
+        </w:rPr>
+        <w:t xml:space="preserve">; </w:t>
+      </w:r>
+      <w:r>
+        <w:rPr>
+          <w:lang w:val="en_US" w:bidi="en_US"/>
+        </w:rPr>
+        <w:t>4:2</w:t>
+      </w:r>
+      <w:r>
+        <w:rPr>
+          <w:lang w:val="en_US" w:bidi="en_US"/>
+        </w:rPr>
+        <w:t xml:space="preserve">; </w:t>
+      </w:r>
+      <w:r>
+        <w:rPr>
+          <w:lang w:val="en_US" w:bidi="en_US"/>
+        </w:rPr>
+        <w:t>Zephaniah 3:14</w:t>
+      </w:r>
       <w:r>
         <w:rPr>
           <w:lang w:val="en_US" w:bidi="en_US"/>
         </w:rPr>
         <w:t xml:space="preserve">, </w:t>
       </w:r>
-      <w:hyperlink r:id="rId90">
-        <w:r>
-          <w:rPr>
-            <w:lang w:val="en_US" w:bidi="en_US"/>
-          </w:rPr>
-          <w:rPr>
-            <w:color w:val="0000EE"/>
-            <w:u w:val="single"/>
-          </w:rPr>
-          <w:t>16</w:t>
-        </w:r>
-      </w:hyperlink>
-      <w:r>
-        <w:rPr>
-          <w:lang w:val="en_US" w:bidi="en_US"/>
-        </w:rPr>
-        <w:t xml:space="preserve">; </w:t>
-      </w:r>
-      <w:hyperlink r:id="rId91">
-        <w:r>
-          <w:rPr>
-            <w:lang w:val="en_US" w:bidi="en_US"/>
-          </w:rPr>
-          <w:rPr>
-            <w:color w:val="0000EE"/>
-            <w:u w:val="single"/>
-          </w:rPr>
-          <w:t>Zechariah 1:14</w:t>
-        </w:r>
-      </w:hyperlink>
+      <w:r>
+        <w:rPr>
+          <w:lang w:val="en_US" w:bidi="en_US"/>
+        </w:rPr>
+        <w:t>16</w:t>
+      </w:r>
+      <w:r>
+        <w:rPr>
+          <w:lang w:val="en_US" w:bidi="en_US"/>
+        </w:rPr>
+        <w:t xml:space="preserve">; </w:t>
+      </w:r>
+      <w:r>
+        <w:rPr>
+          <w:lang w:val="en_US" w:bidi="en_US"/>
+        </w:rPr>
+        <w:t>Zechariah 1:14</w:t>
+      </w:r>
       <w:r>
         <w:rPr>
           <w:lang w:val="en_US" w:bidi="en_US"/>
         </w:rPr>
         <w:t xml:space="preserve">, </w:t>
       </w:r>
-      <w:hyperlink r:id="rId92">
-        <w:r>
-          <w:rPr>
-            <w:lang w:val="en_US" w:bidi="en_US"/>
-          </w:rPr>
-          <w:rPr>
-            <w:color w:val="0000EE"/>
-            <w:u w:val="single"/>
-          </w:rPr>
-          <w:t>17</w:t>
-        </w:r>
-      </w:hyperlink>
-      <w:r>
-        <w:rPr>
-          <w:lang w:val="en_US" w:bidi="en_US"/>
-        </w:rPr>
-        <w:t xml:space="preserve">; </w:t>
-      </w:r>
-      <w:hyperlink r:id="rId93">
-        <w:r>
-          <w:rPr>
-            <w:lang w:val="en_US" w:bidi="en_US"/>
-          </w:rPr>
-          <w:rPr>
-            <w:color w:val="0000EE"/>
-            <w:u w:val="single"/>
-          </w:rPr>
-          <w:t>2:7</w:t>
-        </w:r>
-      </w:hyperlink>
-      <w:r>
-        <w:rPr>
-          <w:lang w:val="en_US" w:bidi="en_US"/>
-        </w:rPr>
-        <w:t xml:space="preserve">; </w:t>
-      </w:r>
-      <w:hyperlink r:id="rId94">
-        <w:r>
-          <w:rPr>
-            <w:lang w:val="en_US" w:bidi="en_US"/>
-          </w:rPr>
-          <w:rPr>
-            <w:color w:val="0000EE"/>
-            <w:u w:val="single"/>
-          </w:rPr>
-          <w:t>8:2–3</w:t>
-        </w:r>
-      </w:hyperlink>
-      <w:r>
-        <w:rPr>
-          <w:lang w:val="en_US" w:bidi="en_US"/>
-        </w:rPr>
-        <w:t xml:space="preserve">; </w:t>
-      </w:r>
-      <w:hyperlink r:id="rId95">
-        <w:r>
-          <w:rPr>
-            <w:lang w:val="en_US" w:bidi="en_US"/>
-          </w:rPr>
-          <w:rPr>
-            <w:color w:val="0000EE"/>
-            <w:u w:val="single"/>
-          </w:rPr>
-          <w:t>9:9</w:t>
-        </w:r>
-      </w:hyperlink>
-      <w:r>
-        <w:rPr>
-          <w:lang w:val="en_US" w:bidi="en_US"/>
-        </w:rPr>
-        <w:t xml:space="preserve">; </w:t>
-      </w:r>
-      <w:hyperlink r:id="rId96">
-        <w:r>
-          <w:rPr>
-            <w:lang w:val="en_US" w:bidi="en_US"/>
-          </w:rPr>
-          <w:rPr>
-            <w:color w:val="0000EE"/>
-            <w:u w:val="single"/>
-          </w:rPr>
-          <w:t>Hebrews 12:22</w:t>
-        </w:r>
-      </w:hyperlink>
-      <w:r>
-        <w:rPr>
-          <w:lang w:val="en_US" w:bidi="en_US"/>
-        </w:rPr>
-        <w:t xml:space="preserve">; </w:t>
-      </w:r>
-      <w:hyperlink r:id="rId97">
-        <w:r>
-          <w:rPr>
-            <w:lang w:val="en_US" w:bidi="en_US"/>
-          </w:rPr>
-          <w:rPr>
-            <w:color w:val="0000EE"/>
-            <w:u w:val="single"/>
-          </w:rPr>
-          <w:t>Revelation 14:1</w:t>
-        </w:r>
-      </w:hyperlink>
+      <w:r>
+        <w:rPr>
+          <w:lang w:val="en_US" w:bidi="en_US"/>
+        </w:rPr>
+        <w:t>17</w:t>
+      </w:r>
+      <w:r>
+        <w:rPr>
+          <w:lang w:val="en_US" w:bidi="en_US"/>
+        </w:rPr>
+        <w:t xml:space="preserve">; </w:t>
+      </w:r>
+      <w:r>
+        <w:rPr>
+          <w:lang w:val="en_US" w:bidi="en_US"/>
+        </w:rPr>
+        <w:t>2:7</w:t>
+      </w:r>
+      <w:r>
+        <w:rPr>
+          <w:lang w:val="en_US" w:bidi="en_US"/>
+        </w:rPr>
+        <w:t xml:space="preserve">; </w:t>
+      </w:r>
+      <w:r>
+        <w:rPr>
+          <w:lang w:val="en_US" w:bidi="en_US"/>
+        </w:rPr>
+        <w:t>8:2–3</w:t>
+      </w:r>
+      <w:r>
+        <w:rPr>
+          <w:lang w:val="en_US" w:bidi="en_US"/>
+        </w:rPr>
+        <w:t xml:space="preserve">; </w:t>
+      </w:r>
+      <w:r>
+        <w:rPr>
+          <w:lang w:val="en_US" w:bidi="en_US"/>
+        </w:rPr>
+        <w:t>9:9</w:t>
+      </w:r>
+      <w:r>
+        <w:rPr>
+          <w:lang w:val="en_US" w:bidi="en_US"/>
+        </w:rPr>
+        <w:t xml:space="preserve">; </w:t>
+      </w:r>
+      <w:r>
+        <w:rPr>
+          <w:lang w:val="en_US" w:bidi="en_US"/>
+        </w:rPr>
+        <w:t>Hebrews 12:22</w:t>
+      </w:r>
+      <w:r>
+        <w:rPr>
+          <w:lang w:val="en_US" w:bidi="en_US"/>
+        </w:rPr>
+        <w:t xml:space="preserve">; </w:t>
+      </w:r>
+      <w:r>
+        <w:rPr>
+          <w:lang w:val="en_US" w:bidi="en_US"/>
+        </w:rPr>
+        <w:t>Revelation 14:1</w:t>
+      </w:r>
       <w:r>
         <w:rPr>
           <w:lang w:val="en_US" w:bidi="en_US"/>
